--- a/QED Course/Lesson 61 Loop Diagrams.docx
+++ b/QED Course/Lesson 61 Loop Diagrams.docx
@@ -58,7 +58,7 @@
     </w:p>
     <w:p>
       <w:pPr>
-        <w:pStyle w:val="Heading1"/>
+        <w:pStyle w:val="Heading2"/>
       </w:pPr>
       <w:r>
         <w:t>How to use this lesson</w:t>
@@ -71,7 +71,7 @@
     </w:p>
     <w:p>
       <w:pPr>
-        <w:pStyle w:val="Heading2"/>
+        <w:pStyle w:val="Heading3"/>
       </w:pPr>
       <w:r>
         <w:t>Learning objectives</w:t>
@@ -135,7 +135,7 @@
     </w:p>
     <w:p>
       <w:pPr>
-        <w:pStyle w:val="Heading2"/>
+        <w:pStyle w:val="Heading3"/>
       </w:pPr>
       <w:r>
         <w:t>Notation and conventions</w:t>
@@ -387,7 +387,7 @@
     </w:tbl>
     <w:p>
       <w:pPr>
-        <w:pStyle w:val="Heading1"/>
+        <w:pStyle w:val="Heading2"/>
       </w:pPr>
       <w:r>
         <w:t>1 A pattern, and where it stops</w:t>
@@ -395,7 +395,7 @@
     </w:p>
     <w:p>
       <w:pPr>
-        <w:pStyle w:val="Heading2"/>
+        <w:pStyle w:val="Heading3"/>
       </w:pPr>
       <w:r>
         <w:t>1.1 What every diagram so far had in common</w:t>
@@ -419,7 +419,7 @@
     </w:p>
     <w:p>
       <w:pPr>
-        <w:pStyle w:val="Heading2"/>
+        <w:pStyle w:val="Heading3"/>
       </w:pPr>
       <w:r>
         <w:t>1.2 Building a diagram where it is</w:t>
@@ -445,10 +445,11 @@
       </w:r>
     </w:p>
     <w:p>
-      <w:pPr>
-        <w:pStyle w:val="Heading3"/>
-      </w:pPr>
       <w:r>
+        <w:rPr>
+          <w:b/>
+          <w:i/>
+        </w:rPr>
         <w:t>Worked example 1</w:t>
       </w:r>
     </w:p>
@@ -459,7 +460,7 @@
     </w:p>
     <w:p>
       <w:pPr>
-        <w:pStyle w:val="Heading1"/>
+        <w:pStyle w:val="Heading2"/>
       </w:pPr>
       <w:r>
         <w:t>2 The new question</w:t>
@@ -489,10 +490,11 @@
       </w:r>
     </w:p>
     <w:p>
-      <w:pPr>
-        <w:pStyle w:val="Heading3"/>
-      </w:pPr>
       <w:r>
+        <w:rPr>
+          <w:b/>
+          <w:i/>
+        </w:rPr>
         <w:t>Worked example 2</w:t>
       </w:r>
     </w:p>
@@ -503,7 +505,7 @@
     </w:p>
     <w:p>
       <w:pPr>
-        <w:pStyle w:val="Heading1"/>
+        <w:pStyle w:val="Heading2"/>
       </w:pPr>
       <w:r>
         <w:t>3 The wall</w:t>
@@ -511,7 +513,7 @@
     </w:p>
     <w:p>
       <w:pPr>
-        <w:pStyle w:val="Heading2"/>
+        <w:pStyle w:val="Heading3"/>
       </w:pPr>
       <w:r>
         <w:t>3.1 A much simpler warm-up</w:t>
@@ -830,7 +832,7 @@
     </w:tbl>
     <w:p>
       <w:pPr>
-        <w:pStyle w:val="Heading2"/>
+        <w:pStyle w:val="Heading3"/>
       </w:pPr>
       <w:r>
         <w:t>3.2 What the table never does</w:t>
@@ -842,10 +844,11 @@
       </w:r>
     </w:p>
     <w:p>
-      <w:pPr>
-        <w:pStyle w:val="Heading3"/>
-      </w:pPr>
       <w:r>
+        <w:rPr>
+          <w:b/>
+          <w:i/>
+        </w:rPr>
         <w:t>Worked example 3</w:t>
       </w:r>
     </w:p>
@@ -856,7 +859,7 @@
     </w:p>
     <w:p>
       <w:pPr>
-        <w:pStyle w:val="Heading2"/>
+        <w:pStyle w:val="Heading3"/>
       </w:pPr>
       <w:r>
         <w:t>3.3 Naming the wall honestly</w:t>
@@ -868,10 +871,11 @@
       </w:r>
     </w:p>
     <w:p>
-      <w:pPr>
-        <w:pStyle w:val="Heading3"/>
-      </w:pPr>
       <w:r>
+        <w:rPr>
+          <w:b/>
+          <w:i/>
+        </w:rPr>
         <w:t>Worked example 4</w:t>
       </w:r>
     </w:p>
@@ -882,7 +886,7 @@
     </w:p>
     <w:p>
       <w:pPr>
-        <w:pStyle w:val="Heading1"/>
+        <w:pStyle w:val="Heading2"/>
       </w:pPr>
       <w:r>
         <w:t>4 Counting loops properly</w:t>
@@ -890,7 +894,7 @@
     </w:p>
     <w:p>
       <w:pPr>
-        <w:pStyle w:val="Heading2"/>
+        <w:pStyle w:val="Heading3"/>
       </w:pPr>
       <w:r>
         <w:t>4.1 The rule</w:t>
@@ -939,7 +943,7 @@
     </w:p>
     <w:p>
       <w:pPr>
-        <w:pStyle w:val="Heading2"/>
+        <w:pStyle w:val="Heading3"/>
       </w:pPr>
       <w:r>
         <w:t>4.2 Checking it against a diagram with no loop at all</w:t>
@@ -952,7 +956,7 @@
     </w:p>
     <w:p>
       <w:pPr>
-        <w:pStyle w:val="Heading2"/>
+        <w:pStyle w:val="Heading3"/>
       </w:pPr>
       <w:r>
         <w:t>4.3 The three one-loop diagrams of QED</w:t>
@@ -1209,10 +1213,11 @@
       </w:r>
     </w:p>
     <w:p>
-      <w:pPr>
-        <w:pStyle w:val="Heading3"/>
-      </w:pPr>
       <w:r>
+        <w:rPr>
+          <w:b/>
+          <w:i/>
+        </w:rPr>
         <w:t>Worked example 5</w:t>
       </w:r>
     </w:p>
@@ -1223,7 +1228,7 @@
     </w:p>
     <w:p>
       <w:pPr>
-        <w:pStyle w:val="Heading1"/>
+        <w:pStyle w:val="Heading2"/>
       </w:pPr>
       <w:r>
         <w:t>5 Connections to QED</w:t>
@@ -1475,7 +1480,7 @@
     </w:tbl>
     <w:p>
       <w:pPr>
-        <w:pStyle w:val="Heading1"/>
+        <w:pStyle w:val="Heading2"/>
       </w:pPr>
       <w:r>
         <w:t>6 Summary</w:t>
@@ -1555,7 +1560,7 @@
     </w:p>
     <w:p>
       <w:pPr>
-        <w:pStyle w:val="Heading1"/>
+        <w:pStyle w:val="Heading2"/>
       </w:pPr>
       <w:r>
         <w:t>Exercises</w:t>
@@ -2215,7 +2220,7 @@
     </w:tbl>
     <w:p>
       <w:pPr>
-        <w:pStyle w:val="Heading1"/>
+        <w:pStyle w:val="Heading2"/>
       </w:pPr>
       <w:r>
         <w:t>Solutions</w:t>
@@ -2447,7 +2452,7 @@
     </w:p>
     <w:p>
       <w:pPr>
-        <w:pStyle w:val="Heading1"/>
+        <w:pStyle w:val="Heading2"/>
       </w:pPr>
       <w:r>
         <w:t>Mastery checklist</w:t>
@@ -2503,7 +2508,7 @@
     </w:p>
     <w:p>
       <w:pPr>
-        <w:pStyle w:val="Heading1"/>
+        <w:pStyle w:val="Heading2"/>
       </w:pPr>
       <w:r>
         <w:t>Next lesson</w:t>
